--- a/Results/08_var_lag_selection.docx
+++ b/Results/08_var_lag_selection.docx
@@ -32,7 +32,7 @@
           <w:b w:val="0"/>
           <w:i w:val="0"/>
         </w:rPr>
-        <w:t>Lag order for the market systems selected over 1–10 lags. The estimation suite uses the AIC-selected order per system (sectoral VARs select their own AIC order).</w:t>
+        <w:t>Lag order for the market systems selected over 1–10 lags, on the stationary transforms (I(1) sentiment series enter as first differences, dS_*; see Report 07). The estimation suite uses the AIC-selected order per system (sectoral VARs select their own AIC order).</w:t>
       </w:r>
     </w:p>
     <w:tbl>
@@ -108,7 +108,7 @@
               <w:rPr>
                 <w:sz w:val="16"/>
               </w:rPr>
-              <w:t>r_Market + S_All</w:t>
+              <w:t>r_Market + dS_All</w:t>
             </w:r>
           </w:p>
         </w:tc>
@@ -136,7 +136,7 @@
               <w:rPr>
                 <w:sz w:val="16"/>
               </w:rPr>
-              <w:t>5</w:t>
+              <w:t>8</w:t>
             </w:r>
           </w:p>
         </w:tc>
@@ -152,7 +152,7 @@
               <w:rPr>
                 <w:sz w:val="16"/>
               </w:rPr>
-              <w:t>r_Market + S_All</w:t>
+              <w:t>r_Market + dS_All</w:t>
             </w:r>
           </w:p>
         </w:tc>
@@ -180,7 +180,7 @@
               <w:rPr>
                 <w:sz w:val="16"/>
               </w:rPr>
-              <w:t>5</w:t>
+              <w:t>3</w:t>
             </w:r>
           </w:p>
         </w:tc>
@@ -196,7 +196,7 @@
               <w:rPr>
                 <w:sz w:val="16"/>
               </w:rPr>
-              <w:t>r_Market + S_All</w:t>
+              <w:t>r_Market + dS_All</w:t>
             </w:r>
           </w:p>
         </w:tc>
@@ -224,7 +224,7 @@
               <w:rPr>
                 <w:sz w:val="16"/>
               </w:rPr>
-              <w:t>5</w:t>
+              <w:t>8</w:t>
             </w:r>
           </w:p>
         </w:tc>
@@ -240,7 +240,7 @@
               <w:rPr>
                 <w:sz w:val="16"/>
               </w:rPr>
-              <w:t>r_Market + S_All</w:t>
+              <w:t>r_Market + dS_All</w:t>
             </w:r>
           </w:p>
         </w:tc>
@@ -284,7 +284,7 @@
               <w:rPr>
                 <w:sz w:val="16"/>
               </w:rPr>
-              <w:t>r_Market + 4 channel series</w:t>
+              <w:t>r_Market + dS_Monetary, S_Fiscal, dS_External, S_Energy</w:t>
             </w:r>
           </w:p>
         </w:tc>
@@ -312,7 +312,7 @@
               <w:rPr>
                 <w:sz w:val="16"/>
               </w:rPr>
-              <w:t>10</w:t>
+              <w:t>9</w:t>
             </w:r>
           </w:p>
         </w:tc>
@@ -328,7 +328,7 @@
               <w:rPr>
                 <w:sz w:val="16"/>
               </w:rPr>
-              <w:t>r_Market + 4 channel series</w:t>
+              <w:t>r_Market + dS_Monetary, S_Fiscal, dS_External, S_Energy</w:t>
             </w:r>
           </w:p>
         </w:tc>
@@ -372,7 +372,7 @@
               <w:rPr>
                 <w:sz w:val="16"/>
               </w:rPr>
-              <w:t>r_Market + 4 channel series</w:t>
+              <w:t>r_Market + dS_Monetary, S_Fiscal, dS_External, S_Energy</w:t>
             </w:r>
           </w:p>
         </w:tc>
@@ -400,7 +400,7 @@
               <w:rPr>
                 <w:sz w:val="16"/>
               </w:rPr>
-              <w:t>10</w:t>
+              <w:t>9</w:t>
             </w:r>
           </w:p>
         </w:tc>
@@ -416,7 +416,7 @@
               <w:rPr>
                 <w:sz w:val="16"/>
               </w:rPr>
-              <w:t>r_Market + 4 channel series</w:t>
+              <w:t>r_Market + dS_Monetary, S_Fiscal, dS_External, S_Energy</w:t>
             </w:r>
           </w:p>
         </w:tc>
